--- a/安全部招新赛WP/安全部招新/科协安全部-2026招新报名表-梁丞佑.docx
+++ b/安全部招新赛WP/安全部招新/科协安全部-2026招新报名表-梁丞佑.docx
@@ -762,7 +762,15 @@
                 <w:b/>
                 <w:bCs/>
               </w:rPr>
-              <w:t>3320</w:t>
+              <w:t>3</w:t>
+            </w:r>
+            <w:r>
+              <w:rPr>
+                <w:rFonts w:asciiTheme="minorEastAsia" w:hAnsiTheme="minorEastAsia" w:cs="仿宋" w:hint="eastAsia"/>
+                <w:b/>
+                <w:bCs/>
+              </w:rPr>
+              <w:t>860</w:t>
             </w:r>
           </w:p>
         </w:tc>
@@ -807,7 +815,7 @@
             <w:pPr>
               <w:jc w:val="center"/>
               <w:rPr>
-                <w:rFonts w:asciiTheme="minorEastAsia" w:hAnsiTheme="minorEastAsia"/>
+                <w:rFonts w:asciiTheme="minorEastAsia" w:hAnsiTheme="minorEastAsia" w:hint="eastAsia"/>
               </w:rPr>
             </w:pPr>
             <w:r>
@@ -839,7 +847,7 @@
             <w:pPr>
               <w:jc w:val="center"/>
               <w:rPr>
-                <w:rFonts w:asciiTheme="minorEastAsia" w:hAnsiTheme="minorEastAsia"/>
+                <w:rFonts w:asciiTheme="minorEastAsia" w:hAnsiTheme="minorEastAsia" w:hint="eastAsia"/>
               </w:rPr>
             </w:pPr>
             <w:r>
@@ -973,7 +981,7 @@
             <w:pPr>
               <w:jc w:val="center"/>
               <w:rPr>
-                <w:rFonts w:asciiTheme="minorEastAsia" w:hAnsiTheme="minorEastAsia"/>
+                <w:rFonts w:asciiTheme="minorEastAsia" w:hAnsiTheme="minorEastAsia" w:hint="eastAsia"/>
               </w:rPr>
             </w:pPr>
             <w:r>
@@ -1029,7 +1037,7 @@
             <w:pPr>
               <w:jc w:val="center"/>
               <w:rPr>
-                <w:rFonts w:asciiTheme="minorEastAsia" w:hAnsiTheme="minorEastAsia"/>
+                <w:rFonts w:asciiTheme="minorEastAsia" w:hAnsiTheme="minorEastAsia" w:hint="eastAsia"/>
               </w:rPr>
             </w:pPr>
             <w:proofErr w:type="spellStart"/>
@@ -1075,7 +1083,7 @@
             <w:pPr>
               <w:jc w:val="center"/>
               <w:rPr>
-                <w:rFonts w:asciiTheme="minorEastAsia" w:hAnsiTheme="minorEastAsia"/>
+                <w:rFonts w:asciiTheme="minorEastAsia" w:hAnsiTheme="minorEastAsia" w:hint="eastAsia"/>
               </w:rPr>
             </w:pPr>
             <w:r>
@@ -1167,7 +1175,7 @@
             <w:pPr>
               <w:jc w:val="center"/>
               <w:rPr>
-                <w:rFonts w:asciiTheme="minorEastAsia" w:hAnsiTheme="minorEastAsia"/>
+                <w:rFonts w:asciiTheme="minorEastAsia" w:hAnsiTheme="minorEastAsia" w:hint="eastAsia"/>
               </w:rPr>
             </w:pPr>
             <w:proofErr w:type="spellStart"/>
@@ -1223,7 +1231,7 @@
             <w:pPr>
               <w:jc w:val="center"/>
               <w:rPr>
-                <w:rFonts w:asciiTheme="minorEastAsia" w:hAnsiTheme="minorEastAsia"/>
+                <w:rFonts w:asciiTheme="minorEastAsia" w:hAnsiTheme="minorEastAsia" w:hint="eastAsia"/>
               </w:rPr>
             </w:pPr>
             <w:r>
@@ -1254,9 +1262,6 @@
           <w:p>
             <w:pPr>
               <w:jc w:val="center"/>
-              <w:rPr>
-                <w:rFonts w:hint="eastAsia"/>
-              </w:rPr>
             </w:pPr>
             <w:r>
               <w:rPr>
@@ -1346,7 +1351,7 @@
             <w:pPr>
               <w:jc w:val="center"/>
               <w:rPr>
-                <w:rFonts w:asciiTheme="minorEastAsia" w:hAnsiTheme="minorEastAsia"/>
+                <w:rFonts w:asciiTheme="minorEastAsia" w:hAnsiTheme="minorEastAsia" w:hint="eastAsia"/>
               </w:rPr>
             </w:pPr>
             <w:r>
@@ -1452,7 +1457,7 @@
             <w:pPr>
               <w:jc w:val="center"/>
               <w:rPr>
-                <w:rFonts w:asciiTheme="minorEastAsia" w:hAnsiTheme="minorEastAsia"/>
+                <w:rFonts w:asciiTheme="minorEastAsia" w:hAnsiTheme="minorEastAsia" w:hint="eastAsia"/>
               </w:rPr>
             </w:pPr>
             <w:r>
@@ -1600,7 +1605,7 @@
             <w:pPr>
               <w:jc w:val="center"/>
               <w:rPr>
-                <w:rFonts w:asciiTheme="minorEastAsia" w:hAnsiTheme="minorEastAsia"/>
+                <w:rFonts w:asciiTheme="minorEastAsia" w:hAnsiTheme="minorEastAsia" w:hint="eastAsia"/>
               </w:rPr>
             </w:pPr>
             <w:r>
@@ -2526,6 +2531,7 @@
   <w:style w:type="character" w:default="1" w:styleId="a0">
     <w:name w:val="Default Paragraph Font"/>
     <w:uiPriority w:val="1"/>
+    <w:semiHidden/>
     <w:unhideWhenUsed/>
   </w:style>
   <w:style w:type="table" w:default="1" w:styleId="a1">
